--- a/Budgeting System_Note 12.docx
+++ b/Budgeting System_Note 12.docx
@@ -9,6 +9,7 @@
           <w:ilvl w:val="0"/>
           <w:numId w:val="1"/>
         </w:numPr>
+        <w:shd w:val="clear" w:color="auto" w:fill="D9D9D9" w:themeFill="background1" w:themeFillShade="D9"/>
       </w:pPr>
       <w:r>
         <w:t>Budget Report &amp; Analysis</w:t>
@@ -21,6 +22,7 @@
           <w:ilvl w:val="0"/>
           <w:numId w:val="4"/>
         </w:numPr>
+        <w:shd w:val="clear" w:color="auto" w:fill="D9D9D9" w:themeFill="background1" w:themeFillShade="D9"/>
       </w:pPr>
       <w:r>
         <w:t xml:space="preserve">At the </w:t>
@@ -53,6 +55,7 @@
           <w:p>
             <w:pPr>
               <w:pStyle w:val="ListParagraph"/>
+              <w:shd w:val="clear" w:color="auto" w:fill="D9D9D9" w:themeFill="background1" w:themeFillShade="D9"/>
               <w:ind w:left="0"/>
               <w:rPr>
                 <w:b/>
@@ -75,6 +78,7 @@
           <w:p>
             <w:pPr>
               <w:pStyle w:val="ListParagraph"/>
+              <w:shd w:val="clear" w:color="auto" w:fill="D9D9D9" w:themeFill="background1" w:themeFillShade="D9"/>
               <w:ind w:left="0"/>
               <w:rPr>
                 <w:b/>
@@ -97,6 +101,7 @@
           <w:p>
             <w:pPr>
               <w:pStyle w:val="ListParagraph"/>
+              <w:shd w:val="clear" w:color="auto" w:fill="D9D9D9" w:themeFill="background1" w:themeFillShade="D9"/>
               <w:ind w:left="0"/>
               <w:rPr>
                 <w:b/>
@@ -108,8 +113,17 @@
                 <w:b/>
                 <w:bCs/>
               </w:rPr>
-              <w:t>Options/ Behavior</w:t>
+              <w:t xml:space="preserve">Options/ </w:t>
             </w:r>
+            <w:proofErr w:type="spellStart"/>
+            <w:r>
+              <w:rPr>
+                <w:b/>
+                <w:bCs/>
+              </w:rPr>
+              <w:t>Behavior</w:t>
+            </w:r>
+            <w:proofErr w:type="spellEnd"/>
           </w:p>
         </w:tc>
         <w:tc>
@@ -119,6 +133,7 @@
           <w:p>
             <w:pPr>
               <w:pStyle w:val="ListParagraph"/>
+              <w:shd w:val="clear" w:color="auto" w:fill="D9D9D9" w:themeFill="background1" w:themeFillShade="D9"/>
               <w:ind w:left="0"/>
               <w:rPr>
                 <w:b/>
@@ -143,6 +158,7 @@
           <w:p>
             <w:pPr>
               <w:pStyle w:val="ListParagraph"/>
+              <w:shd w:val="clear" w:color="auto" w:fill="D9D9D9" w:themeFill="background1" w:themeFillShade="D9"/>
               <w:ind w:left="0"/>
             </w:pPr>
             <w:r>
@@ -157,6 +173,7 @@
           <w:p>
             <w:pPr>
               <w:pStyle w:val="ListParagraph"/>
+              <w:shd w:val="clear" w:color="auto" w:fill="D9D9D9" w:themeFill="background1" w:themeFillShade="D9"/>
               <w:ind w:left="0"/>
             </w:pPr>
             <w:r>
@@ -171,6 +188,7 @@
           <w:p>
             <w:pPr>
               <w:pStyle w:val="ListParagraph"/>
+              <w:shd w:val="clear" w:color="auto" w:fill="D9D9D9" w:themeFill="background1" w:themeFillShade="D9"/>
               <w:ind w:left="0"/>
             </w:pPr>
             <w:r>
@@ -180,6 +198,7 @@
           <w:p>
             <w:pPr>
               <w:pStyle w:val="ListParagraph"/>
+              <w:shd w:val="clear" w:color="auto" w:fill="D9D9D9" w:themeFill="background1" w:themeFillShade="D9"/>
               <w:ind w:left="0"/>
             </w:pPr>
             <w:r>
@@ -201,6 +220,7 @@
           <w:p>
             <w:pPr>
               <w:pStyle w:val="ListParagraph"/>
+              <w:shd w:val="clear" w:color="auto" w:fill="D9D9D9" w:themeFill="background1" w:themeFillShade="D9"/>
               <w:ind w:left="0"/>
             </w:pPr>
             <w:r>
@@ -210,6 +230,7 @@
           <w:p>
             <w:pPr>
               <w:pStyle w:val="ListParagraph"/>
+              <w:shd w:val="clear" w:color="auto" w:fill="D9D9D9" w:themeFill="background1" w:themeFillShade="D9"/>
               <w:ind w:left="0"/>
             </w:pPr>
             <w:r>
@@ -219,6 +240,7 @@
           <w:p>
             <w:pPr>
               <w:pStyle w:val="ListParagraph"/>
+              <w:shd w:val="clear" w:color="auto" w:fill="D9D9D9" w:themeFill="background1" w:themeFillShade="D9"/>
               <w:ind w:left="0"/>
             </w:pPr>
             <w:r>
@@ -239,6 +261,7 @@
           <w:p>
             <w:pPr>
               <w:pStyle w:val="ListParagraph"/>
+              <w:shd w:val="clear" w:color="auto" w:fill="D9D9D9" w:themeFill="background1" w:themeFillShade="D9"/>
               <w:ind w:left="0"/>
             </w:pPr>
             <w:r>
@@ -255,6 +278,7 @@
           <w:p>
             <w:pPr>
               <w:pStyle w:val="ListParagraph"/>
+              <w:shd w:val="clear" w:color="auto" w:fill="D9D9D9" w:themeFill="background1" w:themeFillShade="D9"/>
               <w:ind w:left="0"/>
             </w:pPr>
             <w:r>
@@ -269,6 +293,7 @@
           <w:p>
             <w:pPr>
               <w:pStyle w:val="ListParagraph"/>
+              <w:shd w:val="clear" w:color="auto" w:fill="D9D9D9" w:themeFill="background1" w:themeFillShade="D9"/>
               <w:ind w:left="0"/>
             </w:pPr>
             <w:r>
@@ -281,6 +306,9 @@
             <w:tcW w:w="2672" w:type="dxa"/>
           </w:tcPr>
           <w:p>
+            <w:pPr>
+              <w:shd w:val="clear" w:color="auto" w:fill="D9D9D9" w:themeFill="background1" w:themeFillShade="D9"/>
+            </w:pPr>
             <w:r>
               <w:t>1.</w:t>
             </w:r>
@@ -289,16 +317,25 @@
             </w:r>
           </w:p>
           <w:p>
+            <w:pPr>
+              <w:shd w:val="clear" w:color="auto" w:fill="D9D9D9" w:themeFill="background1" w:themeFillShade="D9"/>
+            </w:pPr>
             <w:r>
               <w:t>2.Revenue</w:t>
             </w:r>
           </w:p>
           <w:p>
+            <w:pPr>
+              <w:shd w:val="clear" w:color="auto" w:fill="D9D9D9" w:themeFill="background1" w:themeFillShade="D9"/>
+            </w:pPr>
             <w:r>
               <w:t>3.Non-Project Capex</w:t>
             </w:r>
           </w:p>
           <w:p>
+            <w:pPr>
+              <w:shd w:val="clear" w:color="auto" w:fill="D9D9D9" w:themeFill="background1" w:themeFillShade="D9"/>
+            </w:pPr>
             <w:r>
               <w:t>4.Select All</w:t>
             </w:r>
@@ -311,6 +348,7 @@
           <w:p>
             <w:pPr>
               <w:pStyle w:val="ListParagraph"/>
+              <w:shd w:val="clear" w:color="auto" w:fill="D9D9D9" w:themeFill="background1" w:themeFillShade="D9"/>
               <w:ind w:left="0"/>
             </w:pPr>
             <w:r>
@@ -327,6 +365,7 @@
           <w:p>
             <w:pPr>
               <w:pStyle w:val="ListParagraph"/>
+              <w:shd w:val="clear" w:color="auto" w:fill="D9D9D9" w:themeFill="background1" w:themeFillShade="D9"/>
               <w:ind w:left="0"/>
             </w:pPr>
             <w:r>
@@ -344,6 +383,7 @@
           <w:p>
             <w:pPr>
               <w:pStyle w:val="ListParagraph"/>
+              <w:shd w:val="clear" w:color="auto" w:fill="D9D9D9" w:themeFill="background1" w:themeFillShade="D9"/>
               <w:ind w:left="0"/>
             </w:pPr>
             <w:r>
@@ -358,6 +398,7 @@
           <w:p>
             <w:pPr>
               <w:pStyle w:val="ListParagraph"/>
+              <w:shd w:val="clear" w:color="auto" w:fill="D9D9D9" w:themeFill="background1" w:themeFillShade="D9"/>
               <w:ind w:left="0"/>
             </w:pPr>
             <w:r>
@@ -367,6 +408,7 @@
           <w:p>
             <w:pPr>
               <w:pStyle w:val="ListParagraph"/>
+              <w:shd w:val="clear" w:color="auto" w:fill="D9D9D9" w:themeFill="background1" w:themeFillShade="D9"/>
               <w:ind w:left="0"/>
             </w:pPr>
             <w:r>
@@ -376,6 +418,7 @@
           <w:p>
             <w:pPr>
               <w:pStyle w:val="ListParagraph"/>
+              <w:shd w:val="clear" w:color="auto" w:fill="D9D9D9" w:themeFill="background1" w:themeFillShade="D9"/>
               <w:ind w:left="0"/>
             </w:pPr>
             <w:r>
@@ -385,6 +428,7 @@
           <w:p>
             <w:pPr>
               <w:pStyle w:val="ListParagraph"/>
+              <w:shd w:val="clear" w:color="auto" w:fill="D9D9D9" w:themeFill="background1" w:themeFillShade="D9"/>
               <w:ind w:left="0"/>
             </w:pPr>
             <w:r>
@@ -399,6 +443,7 @@
           <w:p>
             <w:pPr>
               <w:pStyle w:val="ListParagraph"/>
+              <w:shd w:val="clear" w:color="auto" w:fill="D9D9D9" w:themeFill="background1" w:themeFillShade="D9"/>
               <w:ind w:left="0"/>
             </w:pPr>
             <w:r>
@@ -415,6 +460,7 @@
           <w:p>
             <w:pPr>
               <w:pStyle w:val="ListParagraph"/>
+              <w:shd w:val="clear" w:color="auto" w:fill="D9D9D9" w:themeFill="background1" w:themeFillShade="D9"/>
               <w:ind w:left="0"/>
             </w:pPr>
             <w:r>
@@ -429,6 +475,7 @@
           <w:p>
             <w:pPr>
               <w:pStyle w:val="ListParagraph"/>
+              <w:shd w:val="clear" w:color="auto" w:fill="D9D9D9" w:themeFill="background1" w:themeFillShade="D9"/>
               <w:ind w:left="0"/>
             </w:pPr>
             <w:r>
@@ -443,6 +490,7 @@
           <w:p>
             <w:pPr>
               <w:pStyle w:val="ListParagraph"/>
+              <w:shd w:val="clear" w:color="auto" w:fill="D9D9D9" w:themeFill="background1" w:themeFillShade="D9"/>
               <w:ind w:left="0"/>
             </w:pPr>
             <w:r>
@@ -457,6 +505,7 @@
           <w:p>
             <w:pPr>
               <w:pStyle w:val="ListParagraph"/>
+              <w:shd w:val="clear" w:color="auto" w:fill="D9D9D9" w:themeFill="background1" w:themeFillShade="D9"/>
               <w:ind w:left="0"/>
             </w:pPr>
             <w:r>
@@ -473,6 +522,7 @@
           <w:p>
             <w:pPr>
               <w:pStyle w:val="ListParagraph"/>
+              <w:shd w:val="clear" w:color="auto" w:fill="D9D9D9" w:themeFill="background1" w:themeFillShade="D9"/>
               <w:ind w:left="0"/>
             </w:pPr>
             <w:r>
@@ -487,6 +537,7 @@
           <w:p>
             <w:pPr>
               <w:pStyle w:val="ListParagraph"/>
+              <w:shd w:val="clear" w:color="auto" w:fill="D9D9D9" w:themeFill="background1" w:themeFillShade="D9"/>
               <w:ind w:left="0"/>
             </w:pPr>
             <w:r>
@@ -501,6 +552,7 @@
           <w:p>
             <w:pPr>
               <w:pStyle w:val="ListParagraph"/>
+              <w:shd w:val="clear" w:color="auto" w:fill="D9D9D9" w:themeFill="background1" w:themeFillShade="D9"/>
               <w:ind w:left="0"/>
             </w:pPr>
             <w:r>
@@ -510,6 +562,7 @@
           <w:p>
             <w:pPr>
               <w:pStyle w:val="ListParagraph"/>
+              <w:shd w:val="clear" w:color="auto" w:fill="D9D9D9" w:themeFill="background1" w:themeFillShade="D9"/>
               <w:ind w:left="0"/>
             </w:pPr>
             <w:r>
@@ -519,6 +572,7 @@
           <w:p>
             <w:pPr>
               <w:pStyle w:val="ListParagraph"/>
+              <w:shd w:val="clear" w:color="auto" w:fill="D9D9D9" w:themeFill="background1" w:themeFillShade="D9"/>
               <w:ind w:left="0"/>
             </w:pPr>
             <w:r>
@@ -536,6 +590,7 @@
           <w:p>
             <w:pPr>
               <w:pStyle w:val="ListParagraph"/>
+              <w:shd w:val="clear" w:color="auto" w:fill="D9D9D9" w:themeFill="background1" w:themeFillShade="D9"/>
               <w:ind w:left="0"/>
             </w:pPr>
             <w:r>
@@ -552,6 +607,7 @@
           <w:ilvl w:val="0"/>
           <w:numId w:val="4"/>
         </w:numPr>
+        <w:shd w:val="clear" w:color="auto" w:fill="D9D9D9" w:themeFill="background1" w:themeFillShade="D9"/>
       </w:pPr>
       <w:r>
         <w:t xml:space="preserve">The dashboard is organized into three visual </w:t>
@@ -573,6 +629,7 @@
           <w:ilvl w:val="0"/>
           <w:numId w:val="11"/>
         </w:numPr>
+        <w:shd w:val="clear" w:color="auto" w:fill="D9D9D9" w:themeFill="background1" w:themeFillShade="D9"/>
       </w:pPr>
       <w:r>
         <w:t>Section</w:t>
@@ -584,6 +641,7 @@
     <w:p>
       <w:pPr>
         <w:pStyle w:val="ListParagraph"/>
+        <w:shd w:val="clear" w:color="auto" w:fill="D9D9D9" w:themeFill="background1" w:themeFillShade="D9"/>
         <w:ind w:left="2160"/>
       </w:pPr>
       <w:r>
@@ -597,6 +655,7 @@
           <w:ilvl w:val="0"/>
           <w:numId w:val="11"/>
         </w:numPr>
+        <w:shd w:val="clear" w:color="auto" w:fill="D9D9D9" w:themeFill="background1" w:themeFillShade="D9"/>
         <w:ind w:left="2552"/>
       </w:pPr>
       <w:r>
@@ -610,6 +669,7 @@
           <w:ilvl w:val="0"/>
           <w:numId w:val="11"/>
         </w:numPr>
+        <w:shd w:val="clear" w:color="auto" w:fill="D9D9D9" w:themeFill="background1" w:themeFillShade="D9"/>
         <w:ind w:left="2552"/>
       </w:pPr>
       <w:r>
@@ -623,10 +683,27 @@
           <w:ilvl w:val="0"/>
           <w:numId w:val="11"/>
         </w:numPr>
+        <w:shd w:val="clear" w:color="auto" w:fill="D9D9D9" w:themeFill="background1" w:themeFillShade="D9"/>
         <w:ind w:left="2552"/>
       </w:pPr>
       <w:r>
-        <w:t>Difference ($) Card: Shows the dollar gap ($\text{Target} - \text{Baseline}$).</w:t>
+        <w:t>Difference ($) Card: Shows the dollar gap ($\</w:t>
+      </w:r>
+      <w:proofErr w:type="gramStart"/>
+      <w:r>
+        <w:t>text{</w:t>
+      </w:r>
+      <w:proofErr w:type="gramEnd"/>
+      <w:r>
+        <w:t>Target} - \</w:t>
+      </w:r>
+      <w:proofErr w:type="gramStart"/>
+      <w:r>
+        <w:t>text{</w:t>
+      </w:r>
+      <w:proofErr w:type="gramEnd"/>
+      <w:r>
+        <w:t>Baseline}$).</w:t>
       </w:r>
     </w:p>
     <w:p>
@@ -636,10 +713,19 @@
           <w:ilvl w:val="0"/>
           <w:numId w:val="11"/>
         </w:numPr>
+        <w:shd w:val="clear" w:color="auto" w:fill="D9D9D9" w:themeFill="background1" w:themeFillShade="D9"/>
         <w:ind w:left="2552"/>
       </w:pPr>
       <w:r>
-        <w:t>Variance (%) Badge: Shows percentage difference with color coding:</w:t>
+        <w:t xml:space="preserve">Variance (%) Badge: Shows percentage difference with </w:t>
+      </w:r>
+      <w:proofErr w:type="spellStart"/>
+      <w:r>
+        <w:t>color</w:t>
+      </w:r>
+      <w:proofErr w:type="spellEnd"/>
+      <w:r>
+        <w:t xml:space="preserve"> coding:</w:t>
       </w:r>
     </w:p>
     <w:p>
@@ -649,10 +735,19 @@
           <w:ilvl w:val="0"/>
           <w:numId w:val="11"/>
         </w:numPr>
+        <w:shd w:val="clear" w:color="auto" w:fill="D9D9D9" w:themeFill="background1" w:themeFillShade="D9"/>
         <w:ind w:left="2977"/>
       </w:pPr>
       <w:r>
-        <w:t>Green: Favorable (Under budget on expenses, or above target on revenue).</w:t>
+        <w:t xml:space="preserve">Green: </w:t>
+      </w:r>
+      <w:proofErr w:type="spellStart"/>
+      <w:r>
+        <w:t>Favorable</w:t>
+      </w:r>
+      <w:proofErr w:type="spellEnd"/>
+      <w:r>
+        <w:t xml:space="preserve"> (Under budget on expenses, or above target on revenue).</w:t>
       </w:r>
     </w:p>
     <w:p>
@@ -662,10 +757,27 @@
           <w:ilvl w:val="0"/>
           <w:numId w:val="11"/>
         </w:numPr>
+        <w:shd w:val="clear" w:color="auto" w:fill="D9D9D9" w:themeFill="background1" w:themeFillShade="D9"/>
         <w:ind w:left="2977"/>
       </w:pPr>
       <w:r>
-        <w:t>Red: Unfavorable (Over budget on expenses, or below target on revenue).</w:t>
+        <w:t xml:space="preserve">Red: </w:t>
+      </w:r>
+      <w:proofErr w:type="spellStart"/>
+      <w:r>
+        <w:t>Unfavorable</w:t>
+      </w:r>
+      <w:proofErr w:type="spellEnd"/>
+      <w:r>
+        <w:t xml:space="preserve"> (Over budget on </w:t>
+      </w:r>
+      <w:proofErr w:type="gramStart"/>
+      <w:r>
+        <w:t>expenses, or</w:t>
+      </w:r>
+      <w:proofErr w:type="gramEnd"/>
+      <w:r>
+        <w:t xml:space="preserve"> below target on revenue).</w:t>
       </w:r>
     </w:p>
     <w:p>
@@ -675,6 +787,7 @@
           <w:ilvl w:val="0"/>
           <w:numId w:val="11"/>
         </w:numPr>
+        <w:shd w:val="clear" w:color="auto" w:fill="D9D9D9" w:themeFill="background1" w:themeFillShade="D9"/>
       </w:pPr>
       <w:r>
         <w:t>Section 2: Visual Charts</w:t>
@@ -687,6 +800,7 @@
           <w:ilvl w:val="0"/>
           <w:numId w:val="11"/>
         </w:numPr>
+        <w:shd w:val="clear" w:color="auto" w:fill="D9D9D9" w:themeFill="background1" w:themeFillShade="D9"/>
         <w:ind w:left="2552"/>
       </w:pPr>
       <w:r>
@@ -711,6 +825,7 @@
           <w:ilvl w:val="0"/>
           <w:numId w:val="11"/>
         </w:numPr>
+        <w:shd w:val="clear" w:color="auto" w:fill="D9D9D9" w:themeFill="background1" w:themeFillShade="D9"/>
         <w:ind w:left="2552"/>
       </w:pPr>
       <w:r>
@@ -723,6 +838,7 @@
       <w:r>
         <w:t xml:space="preserve"> A donut chart showing the split between </w:t>
       </w:r>
+      <w:proofErr w:type="spellStart"/>
       <w:r>
         <w:rPr>
           <w:b/>
@@ -730,6 +846,7 @@
         </w:rPr>
         <w:t>OpEx</w:t>
       </w:r>
+      <w:proofErr w:type="spellEnd"/>
       <w:r>
         <w:t xml:space="preserve">, </w:t>
       </w:r>
@@ -748,8 +865,17 @@
           <w:b/>
           <w:bCs/>
         </w:rPr>
-        <w:t>Non-Project CapEx</w:t>
-      </w:r>
+        <w:t xml:space="preserve">Non-Project </w:t>
+      </w:r>
+      <w:proofErr w:type="spellStart"/>
+      <w:r>
+        <w:rPr>
+          <w:b/>
+          <w:bCs/>
+        </w:rPr>
+        <w:t>CapEx</w:t>
+      </w:r>
+      <w:proofErr w:type="spellEnd"/>
       <w:r>
         <w:t>.</w:t>
       </w:r>
@@ -761,6 +887,7 @@
           <w:ilvl w:val="0"/>
           <w:numId w:val="11"/>
         </w:numPr>
+        <w:shd w:val="clear" w:color="auto" w:fill="D9D9D9" w:themeFill="background1" w:themeFillShade="D9"/>
         <w:ind w:left="2977"/>
       </w:pPr>
       <w:r>
@@ -781,6 +908,7 @@
           <w:ilvl w:val="0"/>
           <w:numId w:val="11"/>
         </w:numPr>
+        <w:shd w:val="clear" w:color="auto" w:fill="D9D9D9" w:themeFill="background1" w:themeFillShade="D9"/>
       </w:pPr>
       <w:r>
         <w:t xml:space="preserve">Section 3: </w:t>
@@ -796,6 +924,7 @@
           <w:ilvl w:val="1"/>
           <w:numId w:val="11"/>
         </w:numPr>
+        <w:shd w:val="clear" w:color="auto" w:fill="D9D9D9" w:themeFill="background1" w:themeFillShade="D9"/>
         <w:ind w:left="2552"/>
       </w:pPr>
       <w:r>
@@ -826,14 +955,24 @@
           <w:ilvl w:val="1"/>
           <w:numId w:val="11"/>
         </w:numPr>
+        <w:shd w:val="clear" w:color="auto" w:fill="D9D9D9" w:themeFill="background1" w:themeFillShade="D9"/>
         <w:ind w:left="2552"/>
       </w:pPr>
+      <w:proofErr w:type="spellStart"/>
       <w:r>
         <w:rPr>
           <w:b/>
           <w:bCs/>
         </w:rPr>
-        <w:t>Color Heatmap Cells:</w:t>
+        <w:t>Color</w:t>
+      </w:r>
+      <w:proofErr w:type="spellEnd"/>
+      <w:r>
+        <w:rPr>
+          <w:b/>
+          <w:bCs/>
+        </w:rPr>
+        <w:t xml:space="preserve"> Heatmap Cells:</w:t>
       </w:r>
       <w:r>
         <w:t xml:space="preserve"> Automatically highlights high-variance rows in soft red (</w:t>
@@ -868,6 +1007,7 @@
           <w:ilvl w:val="1"/>
           <w:numId w:val="11"/>
         </w:numPr>
+        <w:shd w:val="clear" w:color="auto" w:fill="D9D9D9" w:themeFill="background1" w:themeFillShade="D9"/>
         <w:ind w:left="2552"/>
       </w:pPr>
       <w:r>
@@ -885,6 +1025,7 @@
           <w:ilvl w:val="1"/>
           <w:numId w:val="11"/>
         </w:numPr>
+        <w:shd w:val="clear" w:color="auto" w:fill="D9D9D9" w:themeFill="background1" w:themeFillShade="D9"/>
         <w:ind w:left="2977"/>
       </w:pPr>
       <w:r>
@@ -905,6 +1046,7 @@
           <w:ilvl w:val="1"/>
           <w:numId w:val="11"/>
         </w:numPr>
+        <w:shd w:val="clear" w:color="auto" w:fill="D9D9D9" w:themeFill="background1" w:themeFillShade="D9"/>
         <w:ind w:left="2977"/>
       </w:pPr>
       <w:r>
@@ -925,6 +1067,7 @@
           <w:ilvl w:val="1"/>
           <w:numId w:val="11"/>
         </w:numPr>
+        <w:shd w:val="clear" w:color="auto" w:fill="D9D9D9" w:themeFill="background1" w:themeFillShade="D9"/>
         <w:ind w:left="2977"/>
       </w:pPr>
       <w:r>
@@ -945,6 +1088,7 @@
           <w:ilvl w:val="1"/>
           <w:numId w:val="11"/>
         </w:numPr>
+        <w:shd w:val="clear" w:color="auto" w:fill="D9D9D9" w:themeFill="background1" w:themeFillShade="D9"/>
         <w:ind w:left="2977"/>
       </w:pPr>
       <w:r>
@@ -965,6 +1109,7 @@
           <w:ilvl w:val="0"/>
           <w:numId w:val="1"/>
         </w:numPr>
+        <w:shd w:val="clear" w:color="auto" w:fill="D9D9D9" w:themeFill="background1" w:themeFillShade="D9"/>
       </w:pPr>
       <w:r>
         <w:t>Budget Report &amp; Analysis</w:t>
@@ -977,6 +1122,7 @@
           <w:ilvl w:val="0"/>
           <w:numId w:val="4"/>
         </w:numPr>
+        <w:shd w:val="clear" w:color="auto" w:fill="D9D9D9" w:themeFill="background1" w:themeFillShade="D9"/>
       </w:pPr>
       <w:r>
         <w:t>Revise the Primary Selection to the ff:</w:t>
@@ -989,6 +1135,7 @@
           <w:ilvl w:val="0"/>
           <w:numId w:val="15"/>
         </w:numPr>
+        <w:shd w:val="clear" w:color="auto" w:fill="D9D9D9" w:themeFill="background1" w:themeFillShade="D9"/>
       </w:pPr>
       <w:r>
         <w:t>Budget vs Actual</w:t>
@@ -1001,9 +1148,88 @@
           <w:ilvl w:val="0"/>
           <w:numId w:val="15"/>
         </w:numPr>
+        <w:shd w:val="clear" w:color="auto" w:fill="D9D9D9" w:themeFill="background1" w:themeFillShade="D9"/>
       </w:pPr>
       <w:r>
         <w:t>Budget vs Forecast</w:t>
+      </w:r>
+    </w:p>
+    <w:p>
+      <w:pPr>
+        <w:pStyle w:val="ListParagraph"/>
+        <w:numPr>
+          <w:ilvl w:val="0"/>
+          <w:numId w:val="15"/>
+        </w:numPr>
+        <w:shd w:val="clear" w:color="auto" w:fill="D9D9D9" w:themeFill="background1" w:themeFillShade="D9"/>
+      </w:pPr>
+      <w:r>
+        <w:t>Forecast vs Actual</w:t>
+      </w:r>
+    </w:p>
+    <w:p>
+      <w:pPr>
+        <w:pStyle w:val="ListParagraph"/>
+        <w:numPr>
+          <w:ilvl w:val="0"/>
+          <w:numId w:val="15"/>
+        </w:numPr>
+        <w:shd w:val="clear" w:color="auto" w:fill="D9D9D9" w:themeFill="background1" w:themeFillShade="D9"/>
+      </w:pPr>
+      <w:r>
+        <w:t>Last Year Actual vs Current Year Actual</w:t>
+      </w:r>
+    </w:p>
+    <w:p>
+      <w:pPr>
+        <w:pStyle w:val="ListParagraph"/>
+        <w:numPr>
+          <w:ilvl w:val="0"/>
+          <w:numId w:val="15"/>
+        </w:numPr>
+        <w:shd w:val="clear" w:color="auto" w:fill="D9D9D9" w:themeFill="background1" w:themeFillShade="D9"/>
+      </w:pPr>
+      <w:r>
+        <w:t>Last Year Actual vs Current Year Forecast</w:t>
+      </w:r>
+    </w:p>
+    <w:p>
+      <w:pPr>
+        <w:pStyle w:val="ListParagraph"/>
+        <w:numPr>
+          <w:ilvl w:val="0"/>
+          <w:numId w:val="15"/>
+        </w:numPr>
+        <w:shd w:val="clear" w:color="auto" w:fill="D9D9D9" w:themeFill="background1" w:themeFillShade="D9"/>
+      </w:pPr>
+      <w:r>
+        <w:t>Last Year Actual vs Current Year Budget</w:t>
+      </w:r>
+    </w:p>
+    <w:p>
+      <w:pPr>
+        <w:pStyle w:val="ListParagraph"/>
+        <w:numPr>
+          <w:ilvl w:val="0"/>
+          <w:numId w:val="15"/>
+        </w:numPr>
+        <w:shd w:val="clear" w:color="auto" w:fill="D9D9D9" w:themeFill="background1" w:themeFillShade="D9"/>
+      </w:pPr>
+      <w:r>
+        <w:t>Monthly Comparison</w:t>
+      </w:r>
+    </w:p>
+    <w:p>
+      <w:pPr>
+        <w:pStyle w:val="ListParagraph"/>
+        <w:numPr>
+          <w:ilvl w:val="0"/>
+          <w:numId w:val="15"/>
+        </w:numPr>
+        <w:shd w:val="clear" w:color="auto" w:fill="D9D9D9" w:themeFill="background1" w:themeFillShade="D9"/>
+      </w:pPr>
+      <w:r>
+        <w:t>Quarterly Comparison</w:t>
       </w:r>
     </w:p>
     <w:p>
@@ -1013,6 +1239,36 @@
           <w:ilvl w:val="0"/>
           <w:numId w:val="4"/>
         </w:numPr>
+        <w:shd w:val="clear" w:color="auto" w:fill="D9D9D9" w:themeFill="background1" w:themeFillShade="D9"/>
+      </w:pPr>
+      <w:r>
+        <w:t>Year dropdown selection – latest year should be the current year. Add year as necessary.</w:t>
+      </w:r>
+    </w:p>
+    <w:p>
+      <w:pPr>
+        <w:pStyle w:val="ListParagraph"/>
+        <w:numPr>
+          <w:ilvl w:val="0"/>
+          <w:numId w:val="4"/>
+        </w:numPr>
+        <w:shd w:val="clear" w:color="auto" w:fill="D9D9D9" w:themeFill="background1" w:themeFillShade="D9"/>
+      </w:pPr>
+      <w:r>
+        <w:t>Time Granularity for Monthly and Quarterly Comparison is not applicable (don't show the selection)</w:t>
+      </w:r>
+      <w:r>
+        <w:t>.</w:t>
+      </w:r>
+    </w:p>
+    <w:p>
+      <w:pPr>
+        <w:pStyle w:val="ListParagraph"/>
+        <w:numPr>
+          <w:ilvl w:val="0"/>
+          <w:numId w:val="4"/>
+        </w:numPr>
+        <w:shd w:val="clear" w:color="auto" w:fill="D9D9D9" w:themeFill="background1" w:themeFillShade="D9"/>
       </w:pPr>
       <w:r>
         <w:t>Variance Alert View</w:t>
@@ -1025,10 +1281,381 @@
           <w:ilvl w:val="0"/>
           <w:numId w:val="14"/>
         </w:numPr>
+        <w:shd w:val="clear" w:color="auto" w:fill="D9D9D9" w:themeFill="background1" w:themeFillShade="D9"/>
       </w:pPr>
       <w:r>
         <w:t>Put a field to put a variance in % and in Peso.</w:t>
       </w:r>
+    </w:p>
+    <w:p>
+      <w:pPr>
+        <w:pStyle w:val="ListParagraph"/>
+        <w:numPr>
+          <w:ilvl w:val="0"/>
+          <w:numId w:val="4"/>
+        </w:numPr>
+        <w:shd w:val="clear" w:color="auto" w:fill="D9D9D9" w:themeFill="background1" w:themeFillShade="D9"/>
+      </w:pPr>
+      <w:r>
+        <w:rPr>
+          <w:noProof/>
+        </w:rPr>
+        <w:drawing>
+          <wp:anchor distT="0" distB="0" distL="114300" distR="114300" simplePos="0" relativeHeight="251658240" behindDoc="1" locked="0" layoutInCell="1" allowOverlap="1" wp14:anchorId="157F0EC0" wp14:editId="215628E4">
+            <wp:simplePos x="0" y="0"/>
+            <wp:positionH relativeFrom="column">
+              <wp:posOffset>874533</wp:posOffset>
+            </wp:positionH>
+            <wp:positionV relativeFrom="paragraph">
+              <wp:posOffset>227330</wp:posOffset>
+            </wp:positionV>
+            <wp:extent cx="5367131" cy="1154772"/>
+            <wp:effectExtent l="0" t="0" r="5080" b="7620"/>
+            <wp:wrapNone/>
+            <wp:docPr id="1795286511" name="Picture 1"/>
+            <wp:cNvGraphicFramePr>
+              <a:graphicFrameLocks xmlns:a="http://schemas.openxmlformats.org/drawingml/2006/main" noChangeAspect="1"/>
+            </wp:cNvGraphicFramePr>
+            <a:graphic xmlns:a="http://schemas.openxmlformats.org/drawingml/2006/main">
+              <a:graphicData uri="http://schemas.openxmlformats.org/drawingml/2006/picture">
+                <pic:pic xmlns:pic="http://schemas.openxmlformats.org/drawingml/2006/picture">
+                  <pic:nvPicPr>
+                    <pic:cNvPr id="1795286511" name=""/>
+                    <pic:cNvPicPr/>
+                  </pic:nvPicPr>
+                  <pic:blipFill>
+                    <a:blip r:embed="rId5" cstate="print">
+                      <a:extLst>
+                        <a:ext uri="{28A0092B-C50C-407E-A947-70E740481C1C}">
+                          <a14:useLocalDpi xmlns:a14="http://schemas.microsoft.com/office/drawing/2010/main" val="0"/>
+                        </a:ext>
+                      </a:extLst>
+                    </a:blip>
+                    <a:stretch>
+                      <a:fillRect/>
+                    </a:stretch>
+                  </pic:blipFill>
+                  <pic:spPr>
+                    <a:xfrm>
+                      <a:off x="0" y="0"/>
+                      <a:ext cx="5367131" cy="1154772"/>
+                    </a:xfrm>
+                    <a:prstGeom prst="rect">
+                      <a:avLst/>
+                    </a:prstGeom>
+                  </pic:spPr>
+                </pic:pic>
+              </a:graphicData>
+            </a:graphic>
+            <wp14:sizeRelH relativeFrom="margin">
+              <wp14:pctWidth>0</wp14:pctWidth>
+            </wp14:sizeRelH>
+            <wp14:sizeRelV relativeFrom="margin">
+              <wp14:pctHeight>0</wp14:pctHeight>
+            </wp14:sizeRelV>
+          </wp:anchor>
+        </w:drawing>
+      </w:r>
+      <w:r>
+        <w:t>Move this table at the top of the charts</w:t>
+      </w:r>
+    </w:p>
+    <w:p>
+      <w:pPr>
+        <w:pStyle w:val="ListParagraph"/>
+        <w:shd w:val="clear" w:color="auto" w:fill="D9D9D9" w:themeFill="background1" w:themeFillShade="D9"/>
+        <w:ind w:left="1440"/>
+      </w:pPr>
+    </w:p>
+    <w:p>
+      <w:pPr>
+        <w:pStyle w:val="ListParagraph"/>
+        <w:shd w:val="clear" w:color="auto" w:fill="D9D9D9" w:themeFill="background1" w:themeFillShade="D9"/>
+        <w:ind w:left="1440"/>
+      </w:pPr>
+    </w:p>
+    <w:p>
+      <w:pPr>
+        <w:pStyle w:val="ListParagraph"/>
+        <w:shd w:val="clear" w:color="auto" w:fill="D9D9D9" w:themeFill="background1" w:themeFillShade="D9"/>
+        <w:ind w:left="1440"/>
+      </w:pPr>
+    </w:p>
+    <w:p>
+      <w:pPr>
+        <w:pStyle w:val="ListParagraph"/>
+        <w:shd w:val="clear" w:color="auto" w:fill="D9D9D9" w:themeFill="background1" w:themeFillShade="D9"/>
+        <w:ind w:left="1440"/>
+      </w:pPr>
+    </w:p>
+    <w:p>
+      <w:pPr>
+        <w:pStyle w:val="ListParagraph"/>
+        <w:shd w:val="clear" w:color="auto" w:fill="D9D9D9" w:themeFill="background1" w:themeFillShade="D9"/>
+        <w:ind w:left="1440"/>
+      </w:pPr>
+    </w:p>
+    <w:p>
+      <w:pPr>
+        <w:pStyle w:val="ListParagraph"/>
+        <w:shd w:val="clear" w:color="auto" w:fill="D9D9D9" w:themeFill="background1" w:themeFillShade="D9"/>
+        <w:ind w:left="1440"/>
+      </w:pPr>
+    </w:p>
+    <w:p>
+      <w:pPr>
+        <w:pStyle w:val="ListParagraph"/>
+        <w:numPr>
+          <w:ilvl w:val="0"/>
+          <w:numId w:val="4"/>
+        </w:numPr>
+        <w:shd w:val="clear" w:color="auto" w:fill="D9D9D9" w:themeFill="background1" w:themeFillShade="D9"/>
+      </w:pPr>
+      <w:r>
+        <w:t>All tables and charts should be able to</w:t>
+      </w:r>
+      <w:r>
+        <w:t xml:space="preserve"> be</w:t>
+      </w:r>
+      <w:r>
+        <w:t xml:space="preserve"> viewed into a </w:t>
+      </w:r>
+      <w:r>
+        <w:t xml:space="preserve">bigger </w:t>
+      </w:r>
+      <w:r>
+        <w:t>pop-</w:t>
+      </w:r>
+      <w:r>
+        <w:t>up window</w:t>
+      </w:r>
+      <w:r>
+        <w:t>.</w:t>
+      </w:r>
+    </w:p>
+    <w:p>
+      <w:pPr>
+        <w:pStyle w:val="ListParagraph"/>
+        <w:numPr>
+          <w:ilvl w:val="0"/>
+          <w:numId w:val="4"/>
+        </w:numPr>
+        <w:shd w:val="clear" w:color="auto" w:fill="D9D9D9" w:themeFill="background1" w:themeFillShade="D9"/>
+      </w:pPr>
+      <w:r>
+        <w:t xml:space="preserve">5-Year Outlook </w:t>
+      </w:r>
+    </w:p>
+    <w:p>
+      <w:pPr>
+        <w:pStyle w:val="ListParagraph"/>
+        <w:numPr>
+          <w:ilvl w:val="0"/>
+          <w:numId w:val="14"/>
+        </w:numPr>
+        <w:shd w:val="clear" w:color="auto" w:fill="D9D9D9" w:themeFill="background1" w:themeFillShade="D9"/>
+      </w:pPr>
+      <w:r>
+        <w:t>Remove '10-Year'</w:t>
+      </w:r>
+    </w:p>
+    <w:p>
+      <w:pPr>
+        <w:pStyle w:val="ListParagraph"/>
+        <w:numPr>
+          <w:ilvl w:val="0"/>
+          <w:numId w:val="14"/>
+        </w:numPr>
+        <w:shd w:val="clear" w:color="auto" w:fill="D9D9D9" w:themeFill="background1" w:themeFillShade="D9"/>
+      </w:pPr>
+      <w:r>
+        <w:t xml:space="preserve">Revise to '5-Year Trend' - this shows Budget vs Actual </w:t>
+      </w:r>
+      <w:r>
+        <w:t xml:space="preserve">yearly trend </w:t>
+      </w:r>
+      <w:r>
+        <w:t>for the past 4 years and current year</w:t>
+      </w:r>
+      <w:r>
+        <w:t>. Show also the columns and rows</w:t>
+      </w:r>
+      <w:r>
+        <w:t xml:space="preserve"> figures, not only charts.</w:t>
+      </w:r>
+    </w:p>
+    <w:p>
+      <w:pPr>
+        <w:pStyle w:val="ListParagraph"/>
+        <w:numPr>
+          <w:ilvl w:val="0"/>
+          <w:numId w:val="16"/>
+        </w:numPr>
+        <w:shd w:val="clear" w:color="auto" w:fill="D9D9D9" w:themeFill="background1" w:themeFillShade="D9"/>
+        <w:ind w:left="1418"/>
+      </w:pPr>
+      <w:r>
+        <w:t>Add to the filter section:</w:t>
+      </w:r>
+    </w:p>
+    <w:p>
+      <w:pPr>
+        <w:pStyle w:val="ListParagraph"/>
+        <w:numPr>
+          <w:ilvl w:val="0"/>
+          <w:numId w:val="17"/>
+        </w:numPr>
+        <w:shd w:val="clear" w:color="auto" w:fill="D9D9D9" w:themeFill="background1" w:themeFillShade="D9"/>
+      </w:pPr>
+      <w:r>
+        <w:t>SBU dropdown selection</w:t>
+      </w:r>
+    </w:p>
+    <w:p>
+      <w:pPr>
+        <w:pStyle w:val="ListParagraph"/>
+        <w:numPr>
+          <w:ilvl w:val="0"/>
+          <w:numId w:val="1"/>
+        </w:numPr>
+        <w:shd w:val="clear" w:color="auto" w:fill="D9D9D9" w:themeFill="background1" w:themeFillShade="D9"/>
+      </w:pPr>
+      <w:r>
+        <w:t>Annual Budget Setting</w:t>
+      </w:r>
+    </w:p>
+    <w:p>
+      <w:pPr>
+        <w:pStyle w:val="ListParagraph"/>
+        <w:numPr>
+          <w:ilvl w:val="1"/>
+          <w:numId w:val="16"/>
+        </w:numPr>
+        <w:shd w:val="clear" w:color="auto" w:fill="D9D9D9" w:themeFill="background1" w:themeFillShade="D9"/>
+      </w:pPr>
+      <w:r>
+        <w:t>New Request – Revenue</w:t>
+      </w:r>
+    </w:p>
+    <w:p>
+      <w:pPr>
+        <w:pStyle w:val="ListParagraph"/>
+        <w:numPr>
+          <w:ilvl w:val="0"/>
+          <w:numId w:val="17"/>
+        </w:numPr>
+        <w:shd w:val="clear" w:color="auto" w:fill="D9D9D9" w:themeFill="background1" w:themeFillShade="D9"/>
+      </w:pPr>
+      <w:r>
+        <w:t>Remove the ‘My Revenue Requests’ section. Revenue requests should reflect also under ‘My Request</w:t>
+      </w:r>
+      <w:r>
+        <w:t>s</w:t>
+      </w:r>
+      <w:r>
+        <w:t>’</w:t>
+      </w:r>
+      <w:r>
+        <w:t>.</w:t>
+      </w:r>
+    </w:p>
+    <w:p>
+      <w:pPr>
+        <w:pStyle w:val="ListParagraph"/>
+        <w:numPr>
+          <w:ilvl w:val="1"/>
+          <w:numId w:val="16"/>
+        </w:numPr>
+        <w:shd w:val="clear" w:color="auto" w:fill="D9D9D9" w:themeFill="background1" w:themeFillShade="D9"/>
+      </w:pPr>
+      <w:r>
+        <w:t>Forecast – Revenue</w:t>
+      </w:r>
+    </w:p>
+    <w:p>
+      <w:pPr>
+        <w:pStyle w:val="ListParagraph"/>
+        <w:numPr>
+          <w:ilvl w:val="0"/>
+          <w:numId w:val="17"/>
+        </w:numPr>
+        <w:shd w:val="clear" w:color="auto" w:fill="D9D9D9" w:themeFill="background1" w:themeFillShade="D9"/>
+      </w:pPr>
+      <w:r>
+        <w:t xml:space="preserve">Make this </w:t>
+      </w:r>
+      <w:r>
+        <w:t>identical with</w:t>
+      </w:r>
+      <w:r>
+        <w:t xml:space="preserve"> ‘New Request’</w:t>
+      </w:r>
+      <w:r>
+        <w:t>.</w:t>
+      </w:r>
+    </w:p>
+    <w:p>
+      <w:pPr>
+        <w:pStyle w:val="ListParagraph"/>
+        <w:numPr>
+          <w:ilvl w:val="1"/>
+          <w:numId w:val="16"/>
+        </w:numPr>
+        <w:shd w:val="clear" w:color="auto" w:fill="D9D9D9" w:themeFill="background1" w:themeFillShade="D9"/>
+      </w:pPr>
+      <w:r>
+        <w:t>Remove the ‘Approved Budget’ section:</w:t>
+      </w:r>
+    </w:p>
+    <w:p>
+      <w:pPr>
+        <w:pStyle w:val="ListParagraph"/>
+        <w:shd w:val="clear" w:color="auto" w:fill="D9D9D9" w:themeFill="background1" w:themeFillShade="D9"/>
+        <w:ind w:left="1440"/>
+      </w:pPr>
+      <w:r>
+        <w:drawing>
+          <wp:inline distT="0" distB="0" distL="0" distR="0" wp14:anchorId="63C1EAD9" wp14:editId="215B7AE6">
+            <wp:extent cx="1987652" cy="1949550"/>
+            <wp:effectExtent l="0" t="0" r="0" b="0"/>
+            <wp:docPr id="509062997" name="Picture 1"/>
+            <wp:cNvGraphicFramePr>
+              <a:graphicFrameLocks xmlns:a="http://schemas.openxmlformats.org/drawingml/2006/main" noChangeAspect="1"/>
+            </wp:cNvGraphicFramePr>
+            <a:graphic xmlns:a="http://schemas.openxmlformats.org/drawingml/2006/main">
+              <a:graphicData uri="http://schemas.openxmlformats.org/drawingml/2006/picture">
+                <pic:pic xmlns:pic="http://schemas.openxmlformats.org/drawingml/2006/picture">
+                  <pic:nvPicPr>
+                    <pic:cNvPr id="509062997" name=""/>
+                    <pic:cNvPicPr/>
+                  </pic:nvPicPr>
+                  <pic:blipFill>
+                    <a:blip r:embed="rId6"/>
+                    <a:stretch>
+                      <a:fillRect/>
+                    </a:stretch>
+                  </pic:blipFill>
+                  <pic:spPr>
+                    <a:xfrm>
+                      <a:off x="0" y="0"/>
+                      <a:ext cx="1987652" cy="1949550"/>
+                    </a:xfrm>
+                    <a:prstGeom prst="rect">
+                      <a:avLst/>
+                    </a:prstGeom>
+                  </pic:spPr>
+                </pic:pic>
+              </a:graphicData>
+            </a:graphic>
+          </wp:inline>
+        </w:drawing>
+      </w:r>
+    </w:p>
+    <w:p>
+      <w:pPr>
+        <w:pStyle w:val="ListParagraph"/>
+        <w:ind w:left="1440"/>
+      </w:pPr>
     </w:p>
     <w:sectPr>
       <w:pgSz w:w="11906" w:h="16838"/>
@@ -1045,7 +1672,7 @@
   <w:abstractNum w:abstractNumId="0" w15:restartNumberingAfterBreak="0">
     <w:nsid w:val="0135058F"/>
     <w:multiLevelType w:val="hybridMultilevel"/>
-    <w:tmpl w:val="DA72D3BA"/>
+    <w:tmpl w:val="F6B06E54"/>
     <w:lvl w:ilvl="0" w:tplc="08090003">
       <w:start w:val="1"/>
       <w:numFmt w:val="bullet"/>
@@ -2103,7 +2730,7 @@
   <w:abstractNum w:abstractNumId="10" w15:restartNumberingAfterBreak="0">
     <w:nsid w:val="3C5F4180"/>
     <w:multiLevelType w:val="hybridMultilevel"/>
-    <w:tmpl w:val="6140484E"/>
+    <w:tmpl w:val="8BF25F60"/>
     <w:lvl w:ilvl="0" w:tplc="08090001">
       <w:start w:val="1"/>
       <w:numFmt w:val="bullet"/>
@@ -2529,6 +3156,232 @@
     </w:lvl>
   </w:abstractNum>
   <w:abstractNum w:abstractNumId="14" w15:restartNumberingAfterBreak="0">
+    <w:nsid w:val="72946E84"/>
+    <w:multiLevelType w:val="hybridMultilevel"/>
+    <w:tmpl w:val="3B80E87A"/>
+    <w:lvl w:ilvl="0" w:tplc="08090001">
+      <w:start w:val="1"/>
+      <w:numFmt w:val="bullet"/>
+      <w:lvlText w:val=""/>
+      <w:lvlJc w:val="left"/>
+      <w:pPr>
+        <w:ind w:left="720" w:hanging="360"/>
+      </w:pPr>
+      <w:rPr>
+        <w:rFonts w:ascii="Symbol" w:hAnsi="Symbol" w:hint="default"/>
+      </w:rPr>
+    </w:lvl>
+    <w:lvl w:ilvl="1" w:tplc="08090001">
+      <w:start w:val="1"/>
+      <w:numFmt w:val="bullet"/>
+      <w:lvlText w:val=""/>
+      <w:lvlJc w:val="left"/>
+      <w:pPr>
+        <w:ind w:left="1440" w:hanging="360"/>
+      </w:pPr>
+      <w:rPr>
+        <w:rFonts w:ascii="Symbol" w:hAnsi="Symbol" w:hint="default"/>
+      </w:rPr>
+    </w:lvl>
+    <w:lvl w:ilvl="2" w:tplc="08090005" w:tentative="1">
+      <w:start w:val="1"/>
+      <w:numFmt w:val="bullet"/>
+      <w:lvlText w:val=""/>
+      <w:lvlJc w:val="left"/>
+      <w:pPr>
+        <w:ind w:left="2160" w:hanging="360"/>
+      </w:pPr>
+      <w:rPr>
+        <w:rFonts w:ascii="Wingdings" w:hAnsi="Wingdings" w:hint="default"/>
+      </w:rPr>
+    </w:lvl>
+    <w:lvl w:ilvl="3" w:tplc="08090001" w:tentative="1">
+      <w:start w:val="1"/>
+      <w:numFmt w:val="bullet"/>
+      <w:lvlText w:val=""/>
+      <w:lvlJc w:val="left"/>
+      <w:pPr>
+        <w:ind w:left="2880" w:hanging="360"/>
+      </w:pPr>
+      <w:rPr>
+        <w:rFonts w:ascii="Symbol" w:hAnsi="Symbol" w:hint="default"/>
+      </w:rPr>
+    </w:lvl>
+    <w:lvl w:ilvl="4" w:tplc="08090003" w:tentative="1">
+      <w:start w:val="1"/>
+      <w:numFmt w:val="bullet"/>
+      <w:lvlText w:val="o"/>
+      <w:lvlJc w:val="left"/>
+      <w:pPr>
+        <w:ind w:left="3600" w:hanging="360"/>
+      </w:pPr>
+      <w:rPr>
+        <w:rFonts w:ascii="Courier New" w:hAnsi="Courier New" w:cs="Courier New" w:hint="default"/>
+      </w:rPr>
+    </w:lvl>
+    <w:lvl w:ilvl="5" w:tplc="08090005" w:tentative="1">
+      <w:start w:val="1"/>
+      <w:numFmt w:val="bullet"/>
+      <w:lvlText w:val=""/>
+      <w:lvlJc w:val="left"/>
+      <w:pPr>
+        <w:ind w:left="4320" w:hanging="360"/>
+      </w:pPr>
+      <w:rPr>
+        <w:rFonts w:ascii="Wingdings" w:hAnsi="Wingdings" w:hint="default"/>
+      </w:rPr>
+    </w:lvl>
+    <w:lvl w:ilvl="6" w:tplc="08090001" w:tentative="1">
+      <w:start w:val="1"/>
+      <w:numFmt w:val="bullet"/>
+      <w:lvlText w:val=""/>
+      <w:lvlJc w:val="left"/>
+      <w:pPr>
+        <w:ind w:left="5040" w:hanging="360"/>
+      </w:pPr>
+      <w:rPr>
+        <w:rFonts w:ascii="Symbol" w:hAnsi="Symbol" w:hint="default"/>
+      </w:rPr>
+    </w:lvl>
+    <w:lvl w:ilvl="7" w:tplc="08090003" w:tentative="1">
+      <w:start w:val="1"/>
+      <w:numFmt w:val="bullet"/>
+      <w:lvlText w:val="o"/>
+      <w:lvlJc w:val="left"/>
+      <w:pPr>
+        <w:ind w:left="5760" w:hanging="360"/>
+      </w:pPr>
+      <w:rPr>
+        <w:rFonts w:ascii="Courier New" w:hAnsi="Courier New" w:cs="Courier New" w:hint="default"/>
+      </w:rPr>
+    </w:lvl>
+    <w:lvl w:ilvl="8" w:tplc="08090005" w:tentative="1">
+      <w:start w:val="1"/>
+      <w:numFmt w:val="bullet"/>
+      <w:lvlText w:val=""/>
+      <w:lvlJc w:val="left"/>
+      <w:pPr>
+        <w:ind w:left="6480" w:hanging="360"/>
+      </w:pPr>
+      <w:rPr>
+        <w:rFonts w:ascii="Wingdings" w:hAnsi="Wingdings" w:hint="default"/>
+      </w:rPr>
+    </w:lvl>
+  </w:abstractNum>
+  <w:abstractNum w:abstractNumId="15" w15:restartNumberingAfterBreak="0">
+    <w:nsid w:val="738E5DC9"/>
+    <w:multiLevelType w:val="hybridMultilevel"/>
+    <w:tmpl w:val="4A0C44FC"/>
+    <w:lvl w:ilvl="0" w:tplc="08090003">
+      <w:start w:val="1"/>
+      <w:numFmt w:val="bullet"/>
+      <w:lvlText w:val="o"/>
+      <w:lvlJc w:val="left"/>
+      <w:pPr>
+        <w:ind w:left="2138" w:hanging="360"/>
+      </w:pPr>
+      <w:rPr>
+        <w:rFonts w:ascii="Courier New" w:hAnsi="Courier New" w:cs="Courier New" w:hint="default"/>
+      </w:rPr>
+    </w:lvl>
+    <w:lvl w:ilvl="1" w:tplc="08090003" w:tentative="1">
+      <w:start w:val="1"/>
+      <w:numFmt w:val="bullet"/>
+      <w:lvlText w:val="o"/>
+      <w:lvlJc w:val="left"/>
+      <w:pPr>
+        <w:ind w:left="2858" w:hanging="360"/>
+      </w:pPr>
+      <w:rPr>
+        <w:rFonts w:ascii="Courier New" w:hAnsi="Courier New" w:cs="Courier New" w:hint="default"/>
+      </w:rPr>
+    </w:lvl>
+    <w:lvl w:ilvl="2" w:tplc="08090005" w:tentative="1">
+      <w:start w:val="1"/>
+      <w:numFmt w:val="bullet"/>
+      <w:lvlText w:val=""/>
+      <w:lvlJc w:val="left"/>
+      <w:pPr>
+        <w:ind w:left="3578" w:hanging="360"/>
+      </w:pPr>
+      <w:rPr>
+        <w:rFonts w:ascii="Wingdings" w:hAnsi="Wingdings" w:hint="default"/>
+      </w:rPr>
+    </w:lvl>
+    <w:lvl w:ilvl="3" w:tplc="08090001" w:tentative="1">
+      <w:start w:val="1"/>
+      <w:numFmt w:val="bullet"/>
+      <w:lvlText w:val=""/>
+      <w:lvlJc w:val="left"/>
+      <w:pPr>
+        <w:ind w:left="4298" w:hanging="360"/>
+      </w:pPr>
+      <w:rPr>
+        <w:rFonts w:ascii="Symbol" w:hAnsi="Symbol" w:hint="default"/>
+      </w:rPr>
+    </w:lvl>
+    <w:lvl w:ilvl="4" w:tplc="08090003" w:tentative="1">
+      <w:start w:val="1"/>
+      <w:numFmt w:val="bullet"/>
+      <w:lvlText w:val="o"/>
+      <w:lvlJc w:val="left"/>
+      <w:pPr>
+        <w:ind w:left="5018" w:hanging="360"/>
+      </w:pPr>
+      <w:rPr>
+        <w:rFonts w:ascii="Courier New" w:hAnsi="Courier New" w:cs="Courier New" w:hint="default"/>
+      </w:rPr>
+    </w:lvl>
+    <w:lvl w:ilvl="5" w:tplc="08090005" w:tentative="1">
+      <w:start w:val="1"/>
+      <w:numFmt w:val="bullet"/>
+      <w:lvlText w:val=""/>
+      <w:lvlJc w:val="left"/>
+      <w:pPr>
+        <w:ind w:left="5738" w:hanging="360"/>
+      </w:pPr>
+      <w:rPr>
+        <w:rFonts w:ascii="Wingdings" w:hAnsi="Wingdings" w:hint="default"/>
+      </w:rPr>
+    </w:lvl>
+    <w:lvl w:ilvl="6" w:tplc="08090001" w:tentative="1">
+      <w:start w:val="1"/>
+      <w:numFmt w:val="bullet"/>
+      <w:lvlText w:val=""/>
+      <w:lvlJc w:val="left"/>
+      <w:pPr>
+        <w:ind w:left="6458" w:hanging="360"/>
+      </w:pPr>
+      <w:rPr>
+        <w:rFonts w:ascii="Symbol" w:hAnsi="Symbol" w:hint="default"/>
+      </w:rPr>
+    </w:lvl>
+    <w:lvl w:ilvl="7" w:tplc="08090003" w:tentative="1">
+      <w:start w:val="1"/>
+      <w:numFmt w:val="bullet"/>
+      <w:lvlText w:val="o"/>
+      <w:lvlJc w:val="left"/>
+      <w:pPr>
+        <w:ind w:left="7178" w:hanging="360"/>
+      </w:pPr>
+      <w:rPr>
+        <w:rFonts w:ascii="Courier New" w:hAnsi="Courier New" w:cs="Courier New" w:hint="default"/>
+      </w:rPr>
+    </w:lvl>
+    <w:lvl w:ilvl="8" w:tplc="08090005" w:tentative="1">
+      <w:start w:val="1"/>
+      <w:numFmt w:val="bullet"/>
+      <w:lvlText w:val=""/>
+      <w:lvlJc w:val="left"/>
+      <w:pPr>
+        <w:ind w:left="7898" w:hanging="360"/>
+      </w:pPr>
+      <w:rPr>
+        <w:rFonts w:ascii="Wingdings" w:hAnsi="Wingdings" w:hint="default"/>
+      </w:rPr>
+    </w:lvl>
+  </w:abstractNum>
+  <w:abstractNum w:abstractNumId="16" w15:restartNumberingAfterBreak="0">
     <w:nsid w:val="764D2DA0"/>
     <w:multiLevelType w:val="multilevel"/>
     <w:tmpl w:val="0B68D380"/>
@@ -2656,7 +3509,7 @@
     <w:abstractNumId w:val="11"/>
   </w:num>
   <w:num w:numId="3" w16cid:durableId="1426000370">
-    <w:abstractNumId w:val="14"/>
+    <w:abstractNumId w:val="16"/>
   </w:num>
   <w:num w:numId="4" w16cid:durableId="939145858">
     <w:abstractNumId w:val="10"/>
@@ -2693,6 +3546,12 @@
   </w:num>
   <w:num w:numId="15" w16cid:durableId="2000383964">
     <w:abstractNumId w:val="4"/>
+  </w:num>
+  <w:num w:numId="16" w16cid:durableId="1179613598">
+    <w:abstractNumId w:val="14"/>
+  </w:num>
+  <w:num w:numId="17" w16cid:durableId="907232600">
+    <w:abstractNumId w:val="15"/>
   </w:num>
 </w:numbering>
 </file>
@@ -3300,6 +4159,7 @@
   <w:style w:type="character" w:default="1" w:styleId="DefaultParagraphFont">
     <w:name w:val="Default Paragraph Font"/>
     <w:uiPriority w:val="1"/>
+    <w:semiHidden/>
     <w:unhideWhenUsed/>
   </w:style>
   <w:style w:type="table" w:default="1" w:styleId="TableNormal">
